--- a/esame/altro/gpoi/Pagina255_GestioneProgetto_template1 project_charter .docx
+++ b/esame/altro/gpoi/Pagina255_GestioneProgetto_template1 project_charter .docx
@@ -5,7 +5,11 @@
     <w:p>
       <w:pPr>
         <w:pStyle w:val="Normal"/>
+        <w:widowControl/>
+        <w:suppressAutoHyphens w:val="true"/>
+        <w:bidi w:val="0"/>
         <w:spacing w:lineRule="auto" w:line="240" w:before="0" w:after="4"/>
+        <w:ind w:hanging="0" w:left="0" w:right="-89"/>
         <w:jc w:val="right"/>
         <w:rPr/>
       </w:pPr>
@@ -252,31 +256,7 @@
                 <w:szCs w:val="22"/>
                 <w:lang w:val="it-IT" w:eastAsia="it-IT" w:bidi="ar-SA"/>
               </w:rPr>
-              <w:t>24/</w:t>
-            </w:r>
-            <w:r>
-              <w:rPr>
-                <w:rFonts w:eastAsia="Arial" w:cs="Arial" w:ascii="Arial" w:hAnsi="Arial"/>
-                <w:b/>
-                <w:i/>
-                <w:kern w:val="0"/>
-                <w:sz w:val="20"/>
-                <w:szCs w:val="22"/>
-                <w:lang w:val="it-IT" w:eastAsia="it-IT" w:bidi="ar-SA"/>
-              </w:rPr>
-              <w:t>5</w:t>
-            </w:r>
-            <w:r>
-              <w:rPr>
-                <w:rFonts w:eastAsia="Arial" w:cs="Arial" w:ascii="Arial" w:hAnsi="Arial"/>
-                <w:b/>
-                <w:i/>
-                <w:kern w:val="0"/>
-                <w:sz w:val="20"/>
-                <w:szCs w:val="22"/>
-                <w:lang w:val="it-IT" w:eastAsia="it-IT" w:bidi="ar-SA"/>
-              </w:rPr>
-              <w:t>/26</w:t>
+              <w:t>24/5/26</w:t>
             </w:r>
           </w:p>
         </w:tc>
@@ -404,14 +384,14 @@
         <w:tblLook w:val="04a0" w:noHBand="0" w:noVBand="1" w:firstColumn="1" w:lastRow="0" w:lastColumn="0" w:firstRow="1"/>
       </w:tblPr>
       <w:tblGrid>
-        <w:gridCol w:w="9213"/>
-        <w:gridCol w:w="50"/>
+        <w:gridCol w:w="9189"/>
+        <w:gridCol w:w="74"/>
       </w:tblGrid>
       <w:tr>
         <w:trPr/>
         <w:tc>
           <w:tcPr>
-            <w:tcW w:w="9213" w:type="dxa"/>
+            <w:tcW w:w="9189" w:type="dxa"/>
             <w:tcBorders>
               <w:top w:val="single" w:sz="4" w:space="0" w:color="000000"/>
               <w:left w:val="single" w:sz="4" w:space="0" w:color="000000"/>
@@ -445,7 +425,7 @@
         </w:tc>
         <w:tc>
           <w:tcPr>
-            <w:tcW w:w="50" w:type="dxa"/>
+            <w:tcW w:w="74" w:type="dxa"/>
             <w:tcBorders/>
           </w:tcPr>
           <w:p>
@@ -475,18 +455,87 @@
       </w:tr>
       <w:tr>
         <w:trPr>
-          <w:trHeight w:val="2357" w:hRule="atLeast"/>
+          <w:trHeight w:val="5123" w:hRule="atLeast"/>
         </w:trPr>
         <w:tc>
           <w:tcPr>
-            <w:tcW w:w="9213" w:type="dxa"/>
-            <w:tcBorders>
-              <w:top w:val="single" w:sz="4" w:space="0" w:color="000000"/>
-              <w:left w:val="single" w:sz="4" w:space="0" w:color="000000"/>
-              <w:bottom w:val="single" w:sz="4" w:space="0" w:color="000000"/>
-              <w:right w:val="single" w:sz="4" w:space="0" w:color="000000"/>
-            </w:tcBorders>
-          </w:tcPr>
+            <w:tcW w:w="9189" w:type="dxa"/>
+            <w:tcBorders>
+              <w:top w:val="single" w:sz="4" w:space="0" w:color="000000"/>
+              <w:left w:val="single" w:sz="4" w:space="0" w:color="000000"/>
+              <w:bottom w:val="single" w:sz="4" w:space="0" w:color="000000"/>
+              <w:right w:val="single" w:sz="4" w:space="0" w:color="000000"/>
+            </w:tcBorders>
+          </w:tcPr>
+          <w:p>
+            <w:pPr>
+              <w:pStyle w:val="Normal"/>
+              <w:rPr/>
+            </w:pPr>
+            <w:r>
+              <w:rPr>
+                <w:lang w:val="it-IT" w:eastAsia="it-IT" w:bidi="ar-SA"/>
+              </w:rPr>
+              <w:t>Creazione di una applicazione professionale che permetta di scarica un insieme di applicazioni permettendo velocizzare le fasi di setup nei computer che hanno ricevuto di recente un nuovo sistema operativo.</w:t>
+            </w:r>
+          </w:p>
+          <w:p>
+            <w:pPr>
+              <w:pStyle w:val="Normal"/>
+              <w:rPr/>
+            </w:pPr>
+            <w:r>
+              <w:rPr/>
+            </w:r>
+          </w:p>
+          <w:p>
+            <w:pPr>
+              <w:pStyle w:val="Normal"/>
+              <w:rPr/>
+            </w:pPr>
+            <w:r>
+              <w:rPr/>
+              <w:t>Tante persone dopo aver appena compreato un nuovo pc si sono ritrovate a dover reinstallare tantissime applicazioni da zero,</w:t>
+            </w:r>
+          </w:p>
+          <w:p>
+            <w:pPr>
+              <w:pStyle w:val="Normal"/>
+              <w:rPr/>
+            </w:pPr>
+            <w:r>
+              <w:rPr/>
+              <w:t>questo diventa un grosso problema nelle aziende in cui non si ha un solo pc nuovo, ma se ne hanno una centinaia.</w:t>
+            </w:r>
+          </w:p>
+          <w:p>
+            <w:pPr>
+              <w:pStyle w:val="Normal"/>
+              <w:rPr/>
+            </w:pPr>
+            <w:r>
+              <w:rPr/>
+            </w:r>
+          </w:p>
+          <w:p>
+            <w:pPr>
+              <w:pStyle w:val="Normal"/>
+              <w:rPr/>
+            </w:pPr>
+            <w:r>
+              <w:rPr/>
+              <w:t>Il nostro programma si occupera' di occupera' di eliminare questo problema creando u progamma che si occupera' di tutta la fase della installazione dei software.</w:t>
+            </w:r>
+          </w:p>
+          <w:p>
+            <w:pPr>
+              <w:pStyle w:val="Normal"/>
+              <w:rPr/>
+            </w:pPr>
+            <w:r>
+              <w:rPr/>
+            </w:r>
+          </w:p>
           <w:p>
             <w:pPr>
               <w:pStyle w:val="Normal"/>
@@ -495,40 +544,26 @@
               <w:spacing w:before="0" w:after="0"/>
               <w:ind w:left="10" w:right="4082"/>
               <w:jc w:val="left"/>
-              <w:rPr/>
-            </w:pPr>
-            <w:r>
-              <w:rPr>
-                <w:kern w:val="0"/>
-                <w:sz w:val="22"/>
-                <w:szCs w:val="22"/>
-                <w:lang w:val="it-IT" w:eastAsia="it-IT" w:bidi="ar-SA"/>
-              </w:rPr>
-              <w:t>Creazione di una applicazione professionale che permetta di s</w:t>
-            </w:r>
-            <w:r>
-              <w:rPr>
-                <w:kern w:val="0"/>
-                <w:sz w:val="22"/>
-                <w:szCs w:val="22"/>
-                <w:lang w:val="it-IT" w:eastAsia="it-IT" w:bidi="ar-SA"/>
-              </w:rPr>
-              <w:t xml:space="preserve">carica </w:t>
-            </w:r>
-            <w:r>
-              <w:rPr>
-                <w:kern w:val="0"/>
-                <w:sz w:val="22"/>
-                <w:szCs w:val="22"/>
-                <w:lang w:val="it-IT" w:eastAsia="it-IT" w:bidi="ar-SA"/>
-              </w:rPr>
-              <w:t>un insieme di applicazioni permettendo di competare l’istallazione di pacchetti di software piu’ veloce e semplice per una larga scala di pc.</w:t>
-            </w:r>
-          </w:p>
-        </w:tc>
-        <w:tc>
-          <w:tcPr>
-            <w:tcW w:w="50" w:type="dxa"/>
+              <w:rPr>
+                <w:kern w:val="0"/>
+                <w:sz w:val="22"/>
+                <w:szCs w:val="22"/>
+                <w:lang w:val="it-IT" w:eastAsia="it-IT" w:bidi="ar-SA"/>
+              </w:rPr>
+            </w:pPr>
+            <w:r>
+              <w:rPr>
+                <w:kern w:val="0"/>
+                <w:sz w:val="22"/>
+                <w:szCs w:val="22"/>
+                <w:lang w:val="it-IT" w:eastAsia="it-IT" w:bidi="ar-SA"/>
+              </w:rPr>
+            </w:r>
+          </w:p>
+        </w:tc>
+        <w:tc>
+          <w:tcPr>
+            <w:tcW w:w="74" w:type="dxa"/>
             <w:tcBorders/>
           </w:tcPr>
           <w:p>
@@ -596,7 +631,7 @@
       </w:tr>
       <w:tr>
         <w:trPr>
-          <w:trHeight w:val="803" w:hRule="atLeast"/>
+          <w:trHeight w:val="454" w:hRule="atLeast"/>
         </w:trPr>
         <w:tc>
           <w:tcPr>
@@ -671,7 +706,7 @@
       </w:tr>
       <w:tr>
         <w:trPr>
-          <w:trHeight w:val="992" w:hRule="atLeast"/>
+          <w:trHeight w:val="454" w:hRule="atLeast"/>
         </w:trPr>
         <w:tc>
           <w:tcPr>
@@ -925,7 +960,7 @@
                 <w:szCs w:val="22"/>
                 <w:lang w:val="it-IT" w:eastAsia="it-IT" w:bidi="ar-SA"/>
               </w:rPr>
-              <w:t xml:space="preserve">: </w:t>
+              <w:t>:</w:t>
             </w:r>
           </w:p>
           <w:p>
@@ -1027,7 +1062,7 @@
             </w:r>
             <w:r>
               <w:rPr/>
-              <w:t xml:space="preserve">, </w:t>
+              <w:t>,</w:t>
             </w:r>
           </w:p>
           <w:p>
@@ -1048,7 +1083,7 @@
             </w:r>
             <w:r>
               <w:rPr/>
-              <w:t xml:space="preserve">, </w:t>
+              <w:t>,</w:t>
             </w:r>
           </w:p>
           <w:p>
@@ -1069,7 +1104,7 @@
             </w:r>
             <w:r>
               <w:rPr/>
-              <w:t xml:space="preserve">, </w:t>
+              <w:t>,</w:t>
             </w:r>
           </w:p>
           <w:p>
@@ -1105,7 +1140,7 @@
             </w:r>
             <w:r>
               <w:rPr/>
-              <w:t xml:space="preserve">, </w:t>
+              <w:t>,</w:t>
             </w:r>
           </w:p>
           <w:p>
@@ -1126,7 +1161,7 @@
             </w:r>
             <w:r>
               <w:rPr/>
-              <w:t xml:space="preserve">, </w:t>
+              <w:t>,</w:t>
             </w:r>
           </w:p>
           <w:p>
@@ -1147,7 +1182,7 @@
             </w:r>
             <w:r>
               <w:rPr/>
-              <w:t xml:space="preserve">, </w:t>
+              <w:t>,</w:t>
             </w:r>
           </w:p>
           <w:p>
@@ -1168,7 +1203,7 @@
             </w:r>
             <w:r>
               <w:rPr/>
-              <w:t xml:space="preserve">, </w:t>
+              <w:t>,</w:t>
             </w:r>
           </w:p>
           <w:p>
@@ -1208,7 +1243,7 @@
             </w:r>
             <w:r>
               <w:rPr/>
-              <w:t xml:space="preserve">, </w:t>
+              <w:t>,</w:t>
             </w:r>
           </w:p>
           <w:p>
@@ -1231,10 +1266,6 @@
               </w:rPr>
               <w:t>Claudio Rossi,</w:t>
             </w:r>
-            <w:r>
-              <w:rPr/>
-              <w:t xml:space="preserve"> </w:t>
-            </w:r>
           </w:p>
         </w:tc>
         <w:tc>
@@ -1469,7 +1500,7 @@
                 <w:szCs w:val="22"/>
                 <w:lang w:val="it-IT" w:eastAsia="it-IT" w:bidi="ar-SA"/>
               </w:rPr>
-              <w:t xml:space="preserve">, </w:t>
+              <w:t>,</w:t>
             </w:r>
           </w:p>
           <w:p>
@@ -1779,25 +1810,7 @@
                 <w:szCs w:val="22"/>
                 <w:lang w:val="it-IT" w:eastAsia="it-IT" w:bidi="ar-SA"/>
               </w:rPr>
-              <w:t xml:space="preserve">1 </w:t>
-            </w:r>
-            <w:r>
-              <w:rPr>
-                <w:kern w:val="0"/>
-                <w:sz w:val="22"/>
-                <w:szCs w:val="22"/>
-                <w:lang w:val="it-IT" w:eastAsia="it-IT" w:bidi="ar-SA"/>
-              </w:rPr>
-              <w:t>me</w:t>
-            </w:r>
-            <w:r>
-              <w:rPr>
-                <w:kern w:val="0"/>
-                <w:sz w:val="22"/>
-                <w:szCs w:val="22"/>
-                <w:lang w:val="it-IT" w:eastAsia="it-IT" w:bidi="ar-SA"/>
-              </w:rPr>
-              <w:t>se</w:t>
+              <w:t>1 mese</w:t>
             </w:r>
           </w:p>
         </w:tc>
@@ -2039,7 +2052,7 @@
               <w:rPr>
                 <w:rFonts w:ascii="trebuchet ms;verdana;arial;sans-serif" w:hAnsi="trebuchet ms;verdana;arial;sans-serif"/>
                 <w:b w:val="false"/>
-                <w:i w:val="false"/>
+                <w:i/>
                 <w:i/>
                 <w:iCs/>
                 <w:caps w:val="false"/>
@@ -2129,7 +2142,7 @@
               <w:rPr>
                 <w:rFonts w:ascii="trebuchet ms;verdana;arial;sans-serif" w:hAnsi="trebuchet ms;verdana;arial;sans-serif"/>
                 <w:b w:val="false"/>
-                <w:i w:val="false"/>
+                <w:i/>
                 <w:i/>
                 <w:iCs/>
                 <w:caps w:val="false"/>
@@ -2219,7 +2232,7 @@
               <w:rPr>
                 <w:rFonts w:ascii="trebuchet ms;verdana;arial;sans-serif" w:hAnsi="trebuchet ms;verdana;arial;sans-serif"/>
                 <w:b w:val="false"/>
-                <w:i w:val="false"/>
+                <w:i/>
                 <w:i/>
                 <w:iCs/>
                 <w:caps w:val="false"/>
@@ -2309,7 +2322,7 @@
               <w:rPr>
                 <w:rFonts w:ascii="trebuchet ms;verdana;arial;sans-serif" w:hAnsi="trebuchet ms;verdana;arial;sans-serif"/>
                 <w:b w:val="false"/>
-                <w:i w:val="false"/>
+                <w:i/>
                 <w:i/>
                 <w:iCs/>
                 <w:caps w:val="false"/>
@@ -2568,11 +2581,7 @@
             </w:pPr>
             <w:r>
               <w:rPr/>
-              <w:t xml:space="preserve">Problemi di integrazione con </w:t>
-            </w:r>
-            <w:r>
-              <w:rPr/>
-              <w:t xml:space="preserve">il pacchetto sotware  </w:t>
+              <w:t xml:space="preserve">Problemi di integrazione con il pacchetto sotware  </w:t>
             </w:r>
             <w:r>
               <w:rPr>
@@ -3002,16 +3011,7 @@
                 <w:szCs w:val="22"/>
                 <w:lang w:val="it-IT" w:eastAsia="it-IT" w:bidi="ar-SA"/>
               </w:rPr>
-              <w:t xml:space="preserve">Luogo, data: </w:t>
-            </w:r>
-            <w:r>
-              <w:rPr>
-                <w:kern w:val="0"/>
-                <w:sz w:val="22"/>
-                <w:szCs w:val="22"/>
-                <w:lang w:val="it-IT" w:eastAsia="it-IT" w:bidi="ar-SA"/>
-              </w:rPr>
-              <w:t>Riccione (RN) 2/5/26</w:t>
+              <w:t>Luogo, data: Riccione (RN) 2/5/26</w:t>
             </w:r>
           </w:p>
         </w:tc>
@@ -3042,16 +3042,7 @@
                 <w:szCs w:val="22"/>
                 <w:lang w:val="it-IT" w:eastAsia="it-IT" w:bidi="ar-SA"/>
               </w:rPr>
-              <w:t xml:space="preserve">Luogo, data: </w:t>
-            </w:r>
-            <w:r>
-              <w:rPr>
-                <w:kern w:val="0"/>
-                <w:sz w:val="22"/>
-                <w:szCs w:val="22"/>
-                <w:lang w:val="it-IT" w:eastAsia="it-IT" w:bidi="ar-SA"/>
-              </w:rPr>
-              <w:t xml:space="preserve"> Morciano di Romagna 2/5/26</w:t>
+              <w:t>Luogo, data:  Morciano di Romagna 2/5/26</w:t>
             </w:r>
           </w:p>
         </w:tc>
